--- a/docs/customer-documents/orgcomp-series/OrgComp_Series_Requirements.docx
+++ b/docs/customer-documents/orgcomp-series/OrgComp_Series_Requirements.docx
@@ -2,13 +2,13 @@
 <file path=word/document.xml><?xml version="1.0" encoding="utf-8"?>
 <w:document xmlns:w="http://schemas.openxmlformats.org/wordprocessingml/2006/main" xmlns:m="http://schemas.openxmlformats.org/officeDocument/2006/math" xmlns:r="http://schemas.openxmlformats.org/officeDocument/2006/relationships" xmlns:o="urn:schemas-microsoft-com:office:office" xmlns:v="urn:schemas-microsoft-com:vml" xmlns:w10="urn:schemas-microsoft-com:office:word" xmlns:a="http://schemas.openxmlformats.org/drawingml/2006/main" xmlns:pic="http://schemas.openxmlformats.org/drawingml/2006/picture" xmlns:wp="http://schemas.openxmlformats.org/drawingml/2006/wordprocessingDrawing">
   <w:body>
-    <w:bookmarkStart w:id="25" w:name="Xe01135b8c0820bf6ac8eedd290b0929bf0c9e0a"/>
+    <w:bookmarkStart w:id="25" w:name="Xc42c7a16a2a691a3fdfdf71f5f5a431dec6a864"/>
     <w:p>
       <w:pPr>
         <w:pStyle w:val="Heading1"/>
       </w:pPr>
       <w:r>
-        <w:t xml:space="preserve">Federal Application-Aware Networking (AAN) Series</w:t>
+        <w:t xml:space="preserve">Federal Organization Compliance (OrgComp) Series</w:t>
       </w:r>
     </w:p>
     <w:p>
@@ -16,7 +16,7 @@
         <w:pStyle w:val="BlockText"/>
       </w:pPr>
       <w:r>
-        <w:t xml:space="preserve">Detailed Requirements Document | Draft v0.1 | Date Code: 2026-07-18 10:02 ET</w:t>
+        <w:t xml:space="preserve">Detailed Requirements Document | Draft v0.1 | Date Code: 2026-07-27 09:38 ET</w:t>
       </w:r>
     </w:p>
     <w:p>
@@ -41,7 +41,7 @@
         <w:pStyle w:val="FirstParagraph"/>
       </w:pPr>
       <w:r>
-        <w:t xml:space="preserve">This document defines the detailed functional and non-functional requirements for the Federal Application-Aware Networking (AAN) program — the architectural substrate SSA requires to satisfy NIST SP 800-53 Rev 5 controls (FedRAMP Moderate baseline) and FedRAMP 20x Key Security Indicators under the Consolidated Rules (CR26) effective January 1, 2027. The AAN Federal Series documents this program as ten volumes (Vol 0–IX): a program volume, four architecture volumes, a training volume, and four volumes that make the architecture buildable and operable (implementation-as-code, ServiceNow coordination, multi-cloud DDI automation, and Day-2 operations).</w:t>
+        <w:t xml:space="preserve">This document defines the detailed functional and non-functional requirements for the Federal Organization Compliance (OrgComp) program (formerly Application-Aware Networking, AAN) — the architectural substrate SSA requires to satisfy NIST SP 800-53 Rev 5 controls (FedRAMP Moderate baseline) and FedRAMP 20x Key Security Indicators under the Consolidated Rules (CR26) effective January 1, 2027. The OrgComp Federal Series documents this program as ten volumes (Vol 0–IX): a program volume, four architecture volumes, a training volume, and four volumes that make the architecture buildable and operable (implementation-as-code, ServiceNow coordination, multi-cloud DDI automation, and Day-2 operations).</w:t>
       </w:r>
     </w:p>
     <w:p>
@@ -1161,7 +1161,7 @@
         <w:pStyle w:val="BodyText"/>
       </w:pPr>
       <w:r>
-        <w:t xml:space="preserve">FR-EVD-002: Maintain the compliance spine (aan-compliance-spine.yml) as the machine-readable SSOT for volumes, books, and control closures; every book’s “Authorities Closed Here” table is generated from it and CI-checked against it (regen-and-diff discipline).</w:t>
+        <w:t xml:space="preserve">FR-EVD-002: Maintain the compliance spine (orgcomp-compliance-spine.yml) as the machine-readable SSOT for volumes, books, and control closures; every book’s “Authorities Closed Here” table is generated from it and CI-checked against it (regen-and-diff discipline).</w:t>
       </w:r>
     </w:p>
     <w:p>
@@ -1971,7 +1971,7 @@
         <w:pStyle w:val="FirstParagraph"/>
       </w:pPr>
       <w:r>
-        <w:t xml:space="preserve">This is a draft requirements document aligned with the AAN Federal Series (July 2026), developed by the CSI Team as a draft proposal. It has not been reviewed or approved by the SSA CIO Office, OIS, or organizational leadership; all recommendations are subject to revision pending formal review. It is intended for review by CSI, OIS, and ServiceNow stakeholders, and will be refined through workshops and alignment with the CR26 Indicator Mapping effort.</w:t>
+        <w:t xml:space="preserve">This is a draft requirements document aligned with the OrgComp Federal Series (July 2026), developed by the CSI Team as a draft proposal. It has not been reviewed or approved by the SSA CIO Office, OIS, or organizational leadership; all recommendations are subject to revision pending formal review. It is intended for review by CSI, OIS, and ServiceNow stakeholders, and will be refined through workshops and alignment with the CR26 Indicator Mapping effort.</w:t>
       </w:r>
     </w:p>
     <w:bookmarkEnd w:id="24"/>
